--- a/Quanta, Actually - SERIES/QED Course/chapters/Lesson 46 Propagators.docx
+++ b/Quanta, Actually - SERIES/QED Course/chapters/Lesson 46 Propagators.docx
@@ -17,7 +17,7 @@
         <w:jc w:val="center"/>
       </w:pPr>
       <w:r>
-        <w:t>Lesson 46 of the Complete Quantum Electrodynamics Course</w:t>
+        <w:t>Lesson 46 of Quantum, Actually, Volume 2: A QED Course</w:t>
       </w:r>
     </w:p>
     <w:p>
@@ -90,7 +90,16 @@
         <w:pStyle w:val="ListBullet"/>
       </w:pPr>
       <w:r>
-        <w:t>Define the time-ordered product T{φ(x)φ(y)} and the Feynman propagator Δ_F(x−y)=⟨0|Tφ(x)φ(y)|0⟩=θ(x⁰−y⁰)D(x−y)+θ(y⁰−x⁰)D(y−x).</w:t>
+        <w:t>Define the time-ordered product T{φ(x)φ(y)} and the Feynman propagator Δ</w:t>
+      </w:r>
+      <w:r>
+        <w:rPr>
+          <w:vertAlign w:val="subscript"/>
+        </w:rPr>
+        <w:t>F</w:t>
+      </w:r>
+      <w:r>
+        <w:t>(x−y)=⟨0|Tφ(x)φ(y)|0⟩=θ(x⁰−y⁰)D(x−y)+θ(y⁰−x⁰)D(y−x).</w:t>
       </w:r>
     </w:p>
     <w:p>
@@ -98,7 +107,16 @@
         <w:pStyle w:val="ListBullet"/>
       </w:pPr>
       <w:r>
-        <w:t>Derive (□+m²)Δ_F(x−y)=−iδ⁴(x−y) by direct differentiation, using the canonical commutation relation of Lesson 33.</w:t>
+        <w:t>Derive (□+m²)Δ</w:t>
+      </w:r>
+      <w:r>
+        <w:rPr>
+          <w:vertAlign w:val="subscript"/>
+        </w:rPr>
+        <w:t>F</w:t>
+      </w:r>
+      <w:r>
+        <w:t>(x−y)=−iδ⁴(x−y) by direct differentiation, using the canonical commutation relation of Lesson 33.</w:t>
       </w:r>
     </w:p>
     <w:p>
@@ -106,7 +124,16 @@
         <w:pStyle w:val="ListBullet"/>
       </w:pPr>
       <w:r>
-        <w:t>Explain why D(x−y) alone solves the homogeneous Klein–Gordon equation and cannot serve as a Green's function, while Δ_F does.</w:t>
+        <w:t>Explain why D(x−y) alone solves the homogeneous Klein–Gordon equation and cannot serve as a Green's function, while Δ</w:t>
+      </w:r>
+      <w:r>
+        <w:rPr>
+          <w:vertAlign w:val="subscript"/>
+        </w:rPr>
+        <w:t>F</w:t>
+      </w:r>
+      <w:r>
+        <w:t xml:space="preserve"> does.</w:t>
       </w:r>
     </w:p>
     <w:p>
@@ -114,7 +141,25 @@
         <w:pStyle w:val="ListBullet"/>
       </w:pPr>
       <w:r>
-        <w:t>Write the momentum-space form Δ_F(x−y)=∫d⁴p/(2π)⁴ [i/(p²−m²+iε)] e^(−ip(x−y)) and verify directly that it solves the Green's function equation.</w:t>
+        <w:t>Write the momentum-space form Δ</w:t>
+      </w:r>
+      <w:r>
+        <w:rPr>
+          <w:vertAlign w:val="subscript"/>
+        </w:rPr>
+        <w:t>F</w:t>
+      </w:r>
+      <w:r>
+        <w:t>(x−y)=∫d⁴p/(2π)⁴ [i/(p²−m²+iε)] e</w:t>
+      </w:r>
+      <w:r>
+        <w:rPr>
+          <w:vertAlign w:val="superscript"/>
+        </w:rPr>
+        <w:t>−ip(x−y)</w:t>
+      </w:r>
+      <w:r>
+        <w:t xml:space="preserve"> and verify directly that it solves the Green's function equation.</w:t>
       </w:r>
     </w:p>
     <w:p>
@@ -267,7 +312,16 @@
           </w:tcPr>
           <w:p>
             <w:r>
-              <w:t>Δ_F(x−y)</w:t>
+              <w:t>Δ</w:t>
+            </w:r>
+            <w:r>
+              <w:rPr>
+                <w:vertAlign w:val="subscript"/>
+              </w:rPr>
+              <w:t>F</w:t>
+            </w:r>
+            <w:r>
+              <w:t>(x−y)</w:t>
             </w:r>
           </w:p>
         </w:tc>
@@ -401,6 +455,76 @@
         </w:tc>
       </w:tr>
     </w:tbl>
+    <w:tbl>
+      <w:tblPr>
+        <w:tblW w:type="auto" w:w="0"/>
+        <w:jc w:val="center"/>
+        <w:tblLayout w:type="fixed"/>
+        <w:tblLook w:firstColumn="1" w:firstRow="1" w:lastColumn="0" w:lastRow="0" w:noHBand="0" w:noVBand="1" w:val="04A0"/>
+        <w:tblBorders>
+          <w:top w:val="single" w:sz="8" w:color="7FA7CF"/>
+          <w:left w:val="single" w:sz="8" w:color="7FA7CF"/>
+          <w:bottom w:val="single" w:sz="8" w:color="7FA7CF"/>
+          <w:right w:val="single" w:sz="8" w:color="7FA7CF"/>
+        </w:tblBorders>
+      </w:tblPr>
+      <w:tblGrid>
+        <w:gridCol w:w="9392"/>
+      </w:tblGrid>
+      <w:tr>
+        <w:tc>
+          <w:tcPr>
+            <w:tcW w:type="dxa" w:w="9392"/>
+            <w:shd w:fill="F3F7FB"/>
+            <w:tcMar>
+              <w:top w:w="140" w:type="dxa"/>
+              <w:start w:w="140" w:type="dxa"/>
+              <w:bottom w:w="140" w:type="dxa"/>
+              <w:end w:w="140" w:type="dxa"/>
+            </w:tcMar>
+          </w:tcPr>
+          <w:p>
+            <w:r>
+              <w:rPr>
+                <w:b/>
+                <w:color w:val="1F4E78"/>
+              </w:rPr>
+              <w:t>First pass: the result before the derivation</w:t>
+            </w:r>
+          </w:p>
+          <w:p>
+            <w:pPr>
+              <w:spacing w:after="60"/>
+            </w:pPr>
+            <w:r>
+              <w:t>The Feynman propagator Δ</w:t>
+            </w:r>
+            <w:r>
+              <w:rPr>
+                <w:vertAlign w:val="subscript"/>
+              </w:rPr>
+              <w:t>F</w:t>
+            </w:r>
+            <w:r>
+              <w:t xml:space="preserve"> = i/(p² − m² + iε) is the Green's function of the Klein–Gordon operator; the iε chooses positive energies forward in time and negative energies backward.</w:t>
+            </w:r>
+          </w:p>
+          <w:p>
+            <w:pPr>
+              <w:spacing w:after="60"/>
+            </w:pPr>
+            <w:r>
+              <w:t>This is Prologue 5's 'goes from point to point' with a formula; Figure 46.1 shows where the iε moves the poles.</w:t>
+            </w:r>
+          </w:p>
+        </w:tc>
+      </w:tr>
+    </w:tbl>
+    <w:p>
+      <w:pPr>
+        <w:spacing w:after="80"/>
+      </w:pPr>
+    </w:p>
     <w:p>
       <w:pPr>
         <w:pStyle w:val="Heading2"/>
@@ -432,7 +556,34 @@
     </w:p>
     <w:p>
       <w:r>
-        <w:t>A Green's function of a linear differential operator 𝒟_x is an object G(x−y) satisfying 𝒟_xG(x−y)=δ⁴(x−y) (up to an overall constant fixed by convention), the response of the operator to a point source at y. This is a different, stronger statement than merely solving the homogeneous equation 𝒟_xψ(x)=0; a Green's function is what is needed whenever a field is sourced at a single point, which is exactly the role an internal line plays inside a larger diagram, connecting one vertex (a source, in this sense) to another.</w:t>
+        <w:t>A Green's function of a linear differential operator 𝒟</w:t>
+      </w:r>
+      <w:r>
+        <w:rPr>
+          <w:vertAlign w:val="subscript"/>
+        </w:rPr>
+        <w:t>x</w:t>
+      </w:r>
+      <w:r>
+        <w:t xml:space="preserve"> is an object G(x−y) satisfying 𝒟</w:t>
+      </w:r>
+      <w:r>
+        <w:rPr>
+          <w:vertAlign w:val="subscript"/>
+        </w:rPr>
+        <w:t>x</w:t>
+      </w:r>
+      <w:r>
+        <w:t>G(x−y)=δ⁴(x−y) (up to an overall constant fixed by convention), the response of the operator to a point source at y. This is a different, stronger statement than merely solving the homogeneous equation 𝒟</w:t>
+      </w:r>
+      <w:r>
+        <w:rPr>
+          <w:vertAlign w:val="subscript"/>
+        </w:rPr>
+        <w:t>x</w:t>
+      </w:r>
+      <w:r>
+        <w:t>ψ(x)=0; a Green's function is what is needed whenever a field is sourced at a single point, which is exactly the role an internal line plays inside a larger diagram, connecting one vertex (a source, in this sense) to another.</w:t>
       </w:r>
     </w:p>
     <w:p>
@@ -859,8 +1010,71 @@
       </m:oMathPara>
     </w:p>
     <w:p>
-      <w:r>
-        <w:t>using ⟨0|φ(x)φ(y)|0⟩=D(x−y) and ⟨0|φ(y)φ(x)|0⟩=D(y−x), both already established in Lesson 35, Section 4.1. Δ_F(x−y) is, by construction, the amplitude for a particle to propagate from whichever point is earlier to whichever point is later, with no preferred direction built in ahead of time; this is the property an internal line needs.</w:t>
+      <w:pPr>
+        <w:keepNext/>
+        <w:spacing w:before="160" w:after="40"/>
+        <w:jc w:val="center"/>
+      </w:pPr>
+      <w:r>
+        <w:drawing>
+          <wp:inline xmlns:a="http://schemas.openxmlformats.org/drawingml/2006/main" xmlns:pic="http://schemas.openxmlformats.org/drawingml/2006/picture">
+            <wp:extent cx="4206240" cy="738979"/>
+            <wp:docPr id="1" name="Picture 1"/>
+            <wp:cNvGraphicFramePr>
+              <a:graphicFrameLocks noChangeAspect="1"/>
+            </wp:cNvGraphicFramePr>
+            <a:graphic>
+              <a:graphicData uri="http://schemas.openxmlformats.org/drawingml/2006/picture">
+                <pic:pic>
+                  <pic:nvPicPr>
+                    <pic:cNvPr id="0" name="L46_scalar.png"/>
+                    <pic:cNvPicPr/>
+                  </pic:nvPicPr>
+                  <pic:blipFill>
+                    <a:blip r:embed="rId11"/>
+                    <a:stretch>
+                      <a:fillRect/>
+                    </a:stretch>
+                  </pic:blipFill>
+                  <pic:spPr>
+                    <a:xfrm>
+                      <a:off x="0" y="0"/>
+                      <a:ext cx="4206240" cy="738979"/>
+                    </a:xfrm>
+                    <a:prstGeom prst="rect"/>
+                  </pic:spPr>
+                </pic:pic>
+              </a:graphicData>
+            </a:graphic>
+          </wp:inline>
+        </w:drawing>
+      </w:r>
+    </w:p>
+    <w:p>
+      <w:pPr>
+        <w:spacing w:after="200"/>
+        <w:jc w:val="center"/>
+      </w:pPr>
+      <w:r>
+        <w:rPr>
+          <w:i/>
+          <w:sz w:val="19"/>
+        </w:rPr>
+        <w:t>Figure 46.1. The scalar Feynman propagator: positive energy propagates forward in time, negative energy backward; the time-ordered product handles both cases.</w:t>
+      </w:r>
+    </w:p>
+    <w:p>
+      <w:r>
+        <w:t>using ⟨0|φ(x)φ(y)|0⟩=D(x−y) and ⟨0|φ(y)φ(x)|0⟩=D(y−x), both already established in Lesson 35, Section 4.1. Δ</w:t>
+      </w:r>
+      <w:r>
+        <w:rPr>
+          <w:vertAlign w:val="subscript"/>
+        </w:rPr>
+        <w:t>F</w:t>
+      </w:r>
+      <w:r>
+        <w:t>(x−y) is, by construction, the amplitude for a particle to propagate from whichever point is earlier to whichever point is later, with no preferred direction built in ahead of time; this is the property an internal line needs.</w:t>
       </w:r>
     </w:p>
     <w:p>
@@ -874,7 +1088,34 @@
     </w:p>
     <w:p>
       <w:r>
-        <w:t>Explain why Δ_F(x−y)=Δ_F(y−x), a symmetry D(x−y) itself does not share. Swapping x and y in the definition of Section 2.2 swaps which theta function is active, but since the definition already covers both orderings, θ(x⁰−y⁰)D(x−y)+θ(y⁰−x⁰)D(y−x) becomes, under x↔y, θ(y⁰−x⁰)D(y−x)+θ(x⁰−y⁰)D(x−y), the identical sum with its two terms relabeled; Δ_F is therefore manifestly symmetric under exchanging its two points, unlike D(x−y) alone, which distinguishes a specific direction of propagation.</w:t>
+        <w:t>Explain why Δ</w:t>
+      </w:r>
+      <w:r>
+        <w:rPr>
+          <w:vertAlign w:val="subscript"/>
+        </w:rPr>
+        <w:t>F</w:t>
+      </w:r>
+      <w:r>
+        <w:t>(x−y)=Δ</w:t>
+      </w:r>
+      <w:r>
+        <w:rPr>
+          <w:vertAlign w:val="subscript"/>
+        </w:rPr>
+        <w:t>F</w:t>
+      </w:r>
+      <w:r>
+        <w:t>(y−x), a symmetry D(x−y) itself does not share. Swapping x and y in the definition of Section 2.2 swaps which theta function is active, but since the definition already covers both orderings, θ(x⁰−y⁰)D(x−y)+θ(y⁰−x⁰)D(y−x) becomes, under x↔y, θ(y⁰−x⁰)D(y−x)+θ(x⁰−y⁰)D(x−y), the identical sum with its two terms relabeled; Δ</w:t>
+      </w:r>
+      <w:r>
+        <w:rPr>
+          <w:vertAlign w:val="subscript"/>
+        </w:rPr>
+        <w:t>F</w:t>
+      </w:r>
+      <w:r>
+        <w:t xml:space="preserve"> is therefore manifestly symmetric under exchanging its two points, unlike D(x−y) alone, which distinguishes a specific direction of propagation.</w:t>
       </w:r>
     </w:p>
     <w:p>
@@ -882,7 +1123,16 @@
         <w:pStyle w:val="Heading2"/>
       </w:pPr>
       <w:r>
-        <w:t>3 Δ_F is a Green's function</w:t>
+        <w:t>3 Δ</w:t>
+      </w:r>
+      <w:r>
+        <w:rPr>
+          <w:vertAlign w:val="subscript"/>
+        </w:rPr>
+        <w:t>F</w:t>
+      </w:r>
+      <w:r>
+        <w:t xml:space="preserve"> is a Green's function</w:t>
       </w:r>
     </w:p>
     <w:p>
@@ -895,7 +1145,16 @@
     </w:p>
     <w:p>
       <w:r>
-        <w:t>Differentiating Δ_F once with respect to x⁰=t (writing y⁰=t′ and τ=t−t′),</w:t>
+        <w:t>Differentiating Δ</w:t>
+      </w:r>
+      <w:r>
+        <w:rPr>
+          <w:vertAlign w:val="subscript"/>
+        </w:rPr>
+        <w:t>F</w:t>
+      </w:r>
+      <w:r>
+        <w:t xml:space="preserve"> once with respect to x⁰=t (writing y⁰=t′ and τ=t−t′),</w:t>
       </w:r>
     </w:p>
     <w:p>
@@ -1308,7 +1567,25 @@
     </w:p>
     <w:p>
       <w:r>
-        <w:t>The new delta-function term, evaluated at equal times, is δ(τ)⟨0|[π(x),φ(y)]|0⟩ (using ∂_tD(x−y)=⟨0|π(x)φ(y)|0⟩ and ∂_tD(y−x)=⟨0|φ(y)π(x)|0⟩, so their difference is the vacuum expectation value of the commutator [π(x),φ(y)]). Lesson 33's canonical relation [φ(t,x),π(t,y)]=iδ³(x−y) gives [π(t,x),φ(t,y)]=−iδ³(x−y), so this term is δ(τ)·(−i)δ³(x−y)=−iδ⁴(x−y).</w:t>
+        <w:t>The new delta-function term, evaluated at equal times, is δ(τ)⟨0|[π(x),φ(y)]|0⟩ (using ∂</w:t>
+      </w:r>
+      <w:r>
+        <w:rPr>
+          <w:vertAlign w:val="subscript"/>
+        </w:rPr>
+        <w:t>t</w:t>
+      </w:r>
+      <w:r>
+        <w:t>D(x−y)=⟨0|π(x)φ(y)|0⟩ and ∂</w:t>
+      </w:r>
+      <w:r>
+        <w:rPr>
+          <w:vertAlign w:val="subscript"/>
+        </w:rPr>
+        <w:t>t</w:t>
+      </w:r>
+      <w:r>
+        <w:t>D(y−x)=⟨0|φ(y)π(x)|0⟩, so their difference is the vacuum expectation value of the commutator [π(x),φ(y)]). Lesson 33's canonical relation [φ(t,x),π(t,y)]=iδ³(x−y) gives [π(t,x),φ(t,y)]=−iδ³(x−y), so this term is δ(τ)·(−i)δ³(x−y)=−iδ⁴(x−y).</w:t>
       </w:r>
     </w:p>
     <w:p>
@@ -1657,7 +1934,16 @@
     </w:p>
     <w:p>
       <w:r>
-        <w:t>confirming that Δ_F, unlike D(x−y) alone, is genuinely a Green's function of the Klein–Gordon operator.</w:t>
+        <w:t>confirming that Δ</w:t>
+      </w:r>
+      <w:r>
+        <w:rPr>
+          <w:vertAlign w:val="subscript"/>
+        </w:rPr>
+        <w:t>F</w:t>
+      </w:r>
+      <w:r>
+        <w:t>, unlike D(x−y) alone, is genuinely a Green's function of the Klein–Gordon operator.</w:t>
       </w:r>
     </w:p>
     <w:p>
@@ -1865,7 +2151,34 @@
     </w:p>
     <w:p>
       <w:r>
-        <w:t>Acting with (□_x+m²) on the integrand's exponential factor, (□+m²)e^(−ip(x−y))=(m²−p²)e^(−ip(x−y)) (Exercise 9), so</w:t>
+        <w:t>Acting with (□</w:t>
+      </w:r>
+      <w:r>
+        <w:rPr>
+          <w:vertAlign w:val="subscript"/>
+        </w:rPr>
+        <w:t>x</w:t>
+      </w:r>
+      <w:r>
+        <w:t>+m²) on the integrand's exponential factor, (□+m²)e</w:t>
+      </w:r>
+      <w:r>
+        <w:rPr>
+          <w:vertAlign w:val="superscript"/>
+        </w:rPr>
+        <w:t>−ip(x−y)</w:t>
+      </w:r>
+      <w:r>
+        <w:t>=(m²−p²)e</w:t>
+      </w:r>
+      <w:r>
+        <w:rPr>
+          <w:vertAlign w:val="superscript"/>
+        </w:rPr>
+        <w:t>−ip(x−y)</w:t>
+      </w:r>
+      <w:r>
+        <w:t xml:space="preserve"> (Exercise 9), so</w:t>
       </w:r>
     </w:p>
     <w:p>
@@ -2445,7 +2758,124 @@
     </w:p>
     <w:p>
       <w:r>
-        <w:t>Writing p²−m²=(p⁰)²−E_p², with E_p=√(|p|²+m²), the denominator p²−m²+iε factors, for small ε, as (p⁰−E_p+iε′)(p⁰+E_p−iε′) with ε′=ε/(2E_p) (Exercise 12 verifies this factorization). The two poles of the p⁰ integrand sit at p⁰=E_p−iε′, just below the real axis, and p⁰=−E_p+iε′, just above it.</w:t>
+        <w:t>Writing p²−m²=(p⁰)²−E</w:t>
+      </w:r>
+      <w:r>
+        <w:rPr>
+          <w:vertAlign w:val="subscript"/>
+        </w:rPr>
+        <w:t>p</w:t>
+      </w:r>
+      <w:r>
+        <w:t>², with E</w:t>
+      </w:r>
+      <w:r>
+        <w:rPr>
+          <w:vertAlign w:val="subscript"/>
+        </w:rPr>
+        <w:t>p</w:t>
+      </w:r>
+      <w:r>
+        <w:t>=√(|p|²+m²), the denominator p²−m²+iε factors, for small ε, as (p⁰−E</w:t>
+      </w:r>
+      <w:r>
+        <w:rPr>
+          <w:vertAlign w:val="subscript"/>
+        </w:rPr>
+        <w:t>p</w:t>
+      </w:r>
+      <w:r>
+        <w:t>+iε′)(p⁰+E</w:t>
+      </w:r>
+      <w:r>
+        <w:rPr>
+          <w:vertAlign w:val="subscript"/>
+        </w:rPr>
+        <w:t>p</w:t>
+      </w:r>
+      <w:r>
+        <w:t>−iε′) with ε′=ε/(2E</w:t>
+      </w:r>
+      <w:r>
+        <w:rPr>
+          <w:vertAlign w:val="subscript"/>
+        </w:rPr>
+        <w:t>p</w:t>
+      </w:r>
+      <w:r>
+        <w:t>) (Exercise 12 verifies this factorization). The two poles of the p⁰ integrand sit at p⁰=E</w:t>
+      </w:r>
+      <w:r>
+        <w:rPr>
+          <w:vertAlign w:val="subscript"/>
+        </w:rPr>
+        <w:t>p</w:t>
+      </w:r>
+      <w:r>
+        <w:t>−iε′, just below the real axis, and p⁰=−E</w:t>
+      </w:r>
+      <w:r>
+        <w:rPr>
+          <w:vertAlign w:val="subscript"/>
+        </w:rPr>
+        <w:t>p</w:t>
+      </w:r>
+      <w:r>
+        <w:t>+iε′, just above it.</w:t>
+      </w:r>
+    </w:p>
+    <w:p>
+      <w:pPr>
+        <w:keepNext/>
+        <w:spacing w:before="160" w:after="40"/>
+        <w:jc w:val="center"/>
+      </w:pPr>
+      <w:r>
+        <w:drawing>
+          <wp:inline xmlns:a="http://schemas.openxmlformats.org/drawingml/2006/main" xmlns:pic="http://schemas.openxmlformats.org/drawingml/2006/picture">
+            <wp:extent cx="4206240" cy="2108812"/>
+            <wp:docPr id="2" name="Picture 2"/>
+            <wp:cNvGraphicFramePr>
+              <a:graphicFrameLocks noChangeAspect="1"/>
+            </wp:cNvGraphicFramePr>
+            <a:graphic>
+              <a:graphicData uri="http://schemas.openxmlformats.org/drawingml/2006/picture">
+                <pic:pic>
+                  <pic:nvPicPr>
+                    <pic:cNvPr id="0" name="L46_poles.png"/>
+                    <pic:cNvPicPr/>
+                  </pic:nvPicPr>
+                  <pic:blipFill>
+                    <a:blip r:embed="rId12"/>
+                    <a:stretch>
+                      <a:fillRect/>
+                    </a:stretch>
+                  </pic:blipFill>
+                  <pic:spPr>
+                    <a:xfrm>
+                      <a:off x="0" y="0"/>
+                      <a:ext cx="4206240" cy="2108812"/>
+                    </a:xfrm>
+                    <a:prstGeom prst="rect"/>
+                  </pic:spPr>
+                </pic:pic>
+              </a:graphicData>
+            </a:graphic>
+          </wp:inline>
+        </w:drawing>
+      </w:r>
+    </w:p>
+    <w:p>
+      <w:pPr>
+        <w:spacing w:after="200"/>
+        <w:jc w:val="center"/>
+      </w:pPr>
+      <w:r>
+        <w:rPr>
+          <w:i/>
+          <w:sz w:val="19"/>
+        </w:rPr>
+        <w:t>Figure 46.2. Poles of the propagator in the complex k⁰ plane. The iε places them at ±(ω − iε'); the Feynman contour passes below the left pole and above the right one.</w:t>
       </w:r>
     </w:p>
     <w:p>
@@ -2458,7 +2888,52 @@
     </w:p>
     <w:p>
       <w:r>
-        <w:t>For x⁰−y⁰=τ&gt;0, the exponential factor e^(−ip⁰τ) decays as Im(p⁰)→−∞, so the p⁰ contour may be closed in the lower half-plane, enclosing only the pole at p⁰=E_p−iε′ (Exercise 13). Evaluating the residue there reproduces, after performing the remaining spatial integral, exactly ∫d³p/((2π)³2E_p)e^(−ip·(x−y))=D(x−y), the θ(τ&gt;0)D(x−y) piece of Section 2.2's definition. For τ&lt;0, closing instead in the upper half-plane encloses the pole at p⁰=−E_p+iε′ and reproduces D(y−x), the other piece. The iε prescription, chosen so that the poles sit on opposite sides of the real axis in exactly this pattern, is precisely what makes the momentum-space integral automatically reconstruct the time-ordered, both-directions object defined in position space in Section 2.2.</w:t>
+        <w:t>For x⁰−y⁰=τ&gt;0, the exponential factor e</w:t>
+      </w:r>
+      <w:r>
+        <w:rPr>
+          <w:vertAlign w:val="superscript"/>
+        </w:rPr>
+        <w:t>−ip⁰τ</w:t>
+      </w:r>
+      <w:r>
+        <w:t xml:space="preserve"> decays as Im(p⁰)→−∞, so the p⁰ contour may be closed in the lower half-plane, enclosing only the pole at p⁰=E</w:t>
+      </w:r>
+      <w:r>
+        <w:rPr>
+          <w:vertAlign w:val="subscript"/>
+        </w:rPr>
+        <w:t>p</w:t>
+      </w:r>
+      <w:r>
+        <w:t>−iε′ (Exercise 13). Evaluating the residue there reproduces, after performing the remaining spatial integral, exactly ∫d³p/((2π)³2E</w:t>
+      </w:r>
+      <w:r>
+        <w:rPr>
+          <w:vertAlign w:val="subscript"/>
+        </w:rPr>
+        <w:t>p</w:t>
+      </w:r>
+      <w:r>
+        <w:t>)e</w:t>
+      </w:r>
+      <w:r>
+        <w:rPr>
+          <w:vertAlign w:val="superscript"/>
+        </w:rPr>
+        <w:t>−ip·(x−y)</w:t>
+      </w:r>
+      <w:r>
+        <w:t>=D(x−y), the θ(τ&gt;0)D(x−y) piece of Section 2.2's definition. For τ&lt;0, closing instead in the upper half-plane encloses the pole at p⁰=−E</w:t>
+      </w:r>
+      <w:r>
+        <w:rPr>
+          <w:vertAlign w:val="subscript"/>
+        </w:rPr>
+        <w:t>p</w:t>
+      </w:r>
+      <w:r>
+        <w:t>+iε′ and reproduces D(y−x), the other piece. The iε prescription, chosen so that the poles sit on opposite sides of the real axis in exactly this pattern, is precisely what makes the momentum-space integral automatically reconstruct the time-ordered, both-directions object defined in position space in Section 2.2.</w:t>
       </w:r>
     </w:p>
     <w:p>
@@ -2556,7 +3031,16 @@
           </w:tcPr>
           <w:p>
             <w:r>
-              <w:t>Δ_F(x−y)=⟨0|Tφ(x)φ(y)|0⟩</w:t>
+              <w:t>Δ</w:t>
+            </w:r>
+            <w:r>
+              <w:rPr>
+                <w:vertAlign w:val="subscript"/>
+              </w:rPr>
+              <w:t>F</w:t>
+            </w:r>
+            <w:r>
+              <w:t>(x−y)=⟨0|Tφ(x)φ(y)|0⟩</w:t>
             </w:r>
           </w:p>
         </w:tc>
@@ -2573,7 +3057,16 @@
           </w:tcPr>
           <w:p>
             <w:r>
-              <w:t>The template for the electron propagator S_F (Lesson 47) and the photon propagator (Lesson 48)</w:t>
+              <w:t>The template for the electron propagator S</w:t>
+            </w:r>
+            <w:r>
+              <w:rPr>
+                <w:vertAlign w:val="subscript"/>
+              </w:rPr>
+              <w:t>F</w:t>
+            </w:r>
+            <w:r>
+              <w:t xml:space="preserve"> (Lesson 47) and the photon propagator (Lesson 48)</w:t>
             </w:r>
           </w:p>
         </w:tc>
@@ -2593,7 +3086,16 @@
           </w:tcPr>
           <w:p>
             <w:r>
-              <w:t>(□+m²)Δ_F=−iδ⁴(x−y)</w:t>
+              <w:t>(□+m²)Δ</w:t>
+            </w:r>
+            <w:r>
+              <w:rPr>
+                <w:vertAlign w:val="subscript"/>
+              </w:rPr>
+              <w:t>F</w:t>
+            </w:r>
+            <w:r>
+              <w:t>=−iδ⁴(x−y)</w:t>
             </w:r>
           </w:p>
         </w:tc>
@@ -2611,7 +3113,16 @@
           </w:tcPr>
           <w:p>
             <w:r>
-              <w:t>Confirms Δ_F, not D(x−y) alone, is the correct object for an internal line</w:t>
+              <w:t>Confirms Δ</w:t>
+            </w:r>
+            <w:r>
+              <w:rPr>
+                <w:vertAlign w:val="subscript"/>
+              </w:rPr>
+              <w:t>F</w:t>
+            </w:r>
+            <w:r>
+              <w:t>, not D(x−y) alone, is the correct object for an internal line</w:t>
             </w:r>
           </w:p>
         </w:tc>
@@ -2630,7 +3141,22 @@
           </w:tcPr>
           <w:p>
             <w:r>
-              <w:t>Δ_F(x−y)=∫d⁴p/(2π)⁴ i/(p²−m²+iε) e^(−ip(x−y))</w:t>
+              <w:t>Δ</w:t>
+            </w:r>
+            <w:r>
+              <w:rPr>
+                <w:vertAlign w:val="subscript"/>
+              </w:rPr>
+              <w:t>F</w:t>
+            </w:r>
+            <w:r>
+              <w:t>(x−y)=∫d⁴p/(2π)⁴ i/(p²−m²+iε) e</w:t>
+            </w:r>
+            <w:r>
+              <w:rPr>
+                <w:vertAlign w:val="superscript"/>
+              </w:rPr>
+              <w:t>−ip(x−y)</w:t>
             </w:r>
           </w:p>
         </w:tc>
@@ -2704,7 +3230,25 @@
           </w:tcPr>
           <w:p>
             <w:r>
-              <w:t>Δ_F(x−y)=Δ_F(y−x)</w:t>
+              <w:t>Δ</w:t>
+            </w:r>
+            <w:r>
+              <w:rPr>
+                <w:vertAlign w:val="subscript"/>
+              </w:rPr>
+              <w:t>F</w:t>
+            </w:r>
+            <w:r>
+              <w:t>(x−y)=Δ</w:t>
+            </w:r>
+            <w:r>
+              <w:rPr>
+                <w:vertAlign w:val="subscript"/>
+              </w:rPr>
+              <w:t>F</w:t>
+            </w:r>
+            <w:r>
+              <w:t>(y−x)</w:t>
             </w:r>
           </w:p>
         </w:tc>
@@ -2729,7 +3273,16 @@
     </w:tbl>
     <w:p>
       <w:r>
-        <w:t>Lesson 47 repeats this lesson's construction for the Dirac field, building the electron's Feynman propagator from the already-defined S(x−y) of Lesson 37 in the way Δ_F was built here from D(x−y).</w:t>
+        <w:t>Lesson 47 repeats this lesson's construction for the Dirac field, building the electron's Feynman propagator from the already-defined S(x−y) of Lesson 37 in the way Δ</w:t>
+      </w:r>
+      <w:r>
+        <w:rPr>
+          <w:vertAlign w:val="subscript"/>
+        </w:rPr>
+        <w:t>F</w:t>
+      </w:r>
+      <w:r>
+        <w:t xml:space="preserve"> was built here from D(x−y).</w:t>
       </w:r>
     </w:p>
     <w:p>
@@ -2749,7 +3302,16 @@
         </w:numPr>
       </w:pPr>
       <w:r>
-        <w:t>The Feynman propagator Δ_F(x−y)=⟨0|Tφ(x)φ(y)|0⟩=θ(x⁰−y⁰)D(x−y)+θ(y⁰−x⁰)D(y−x) time-orders the two-point function of Lesson 35.</w:t>
+        <w:t>The Feynman propagator Δ</w:t>
+      </w:r>
+      <w:r>
+        <w:rPr>
+          <w:vertAlign w:val="subscript"/>
+        </w:rPr>
+        <w:t>F</w:t>
+      </w:r>
+      <w:r>
+        <w:t>(x−y)=⟨0|Tφ(x)φ(y)|0⟩=θ(x⁰−y⁰)D(x−y)+θ(y⁰−x⁰)D(y−x) time-orders the two-point function of Lesson 35.</w:t>
       </w:r>
     </w:p>
     <w:p>
@@ -2761,7 +3323,25 @@
         </w:numPr>
       </w:pPr>
       <w:r>
-        <w:t>Direct differentiation, using [φ,π]=iδ³ from Lesson 33, gives (□+m²)Δ_F(x−y)=−iδ⁴(x−y): Δ_F is a genuine Green's function.</w:t>
+        <w:t>Direct differentiation, using [φ,π]=iδ³ from Lesson 33, gives (□+m²)Δ</w:t>
+      </w:r>
+      <w:r>
+        <w:rPr>
+          <w:vertAlign w:val="subscript"/>
+        </w:rPr>
+        <w:t>F</w:t>
+      </w:r>
+      <w:r>
+        <w:t>(x−y)=−iδ⁴(x−y): Δ</w:t>
+      </w:r>
+      <w:r>
+        <w:rPr>
+          <w:vertAlign w:val="subscript"/>
+        </w:rPr>
+        <w:t>F</w:t>
+      </w:r>
+      <w:r>
+        <w:t xml:space="preserve"> is a genuine Green's function.</w:t>
       </w:r>
     </w:p>
     <w:p>
@@ -2785,7 +3365,25 @@
         </w:numPr>
       </w:pPr>
       <w:r>
-        <w:t>The momentum-space form Δ_F(x−y)=∫d⁴p/(2π)⁴ i/(p²−m²+iε) e^(−ip(x−y)) satisfies the same Green's function equation, verified by direct substitution.</w:t>
+        <w:t>The momentum-space form Δ</w:t>
+      </w:r>
+      <w:r>
+        <w:rPr>
+          <w:vertAlign w:val="subscript"/>
+        </w:rPr>
+        <w:t>F</w:t>
+      </w:r>
+      <w:r>
+        <w:t>(x−y)=∫d⁴p/(2π)⁴ i/(p²−m²+iε) e</w:t>
+      </w:r>
+      <w:r>
+        <w:rPr>
+          <w:vertAlign w:val="superscript"/>
+        </w:rPr>
+        <w:t>−ip(x−y)</w:t>
+      </w:r>
+      <w:r>
+        <w:t xml:space="preserve"> satisfies the same Green's function equation, verified by direct substitution.</w:t>
       </w:r>
     </w:p>
     <w:p>
@@ -2797,7 +3395,25 @@
         </w:numPr>
       </w:pPr>
       <w:r>
-        <w:t>The poles of the integrand sit at p⁰=E_p−iε′ and p⁰=−E_p+iε′, displaced symmetrically off the real axis by the iε prescription.</w:t>
+        <w:t>The poles of the integrand sit at p⁰=E</w:t>
+      </w:r>
+      <w:r>
+        <w:rPr>
+          <w:vertAlign w:val="subscript"/>
+        </w:rPr>
+        <w:t>p</w:t>
+      </w:r>
+      <w:r>
+        <w:t>−iε′ and p⁰=−E</w:t>
+      </w:r>
+      <w:r>
+        <w:rPr>
+          <w:vertAlign w:val="subscript"/>
+        </w:rPr>
+        <w:t>p</w:t>
+      </w:r>
+      <w:r>
+        <w:t>+iε′, displaced symmetrically off the real axis by the iε prescription.</w:t>
       </w:r>
     </w:p>
     <w:p>
@@ -2922,7 +3538,22 @@
           </w:tcPr>
           <w:p>
             <w:r>
-              <w:t>State the defining property of θ(τ) used in Section 3.1 and its derivative, dθ/dτ=δ(τ), and explain where this derivative is used in the first differentiation of Δ_F.</w:t>
+              <w:rPr>
+                <w:b/>
+              </w:rPr>
+              <w:t>Core.</w:t>
+            </w:r>
+            <w:r>
+              <w:t xml:space="preserve"> State the defining property of θ(τ) used in Section 3.1 and its derivative, dθ/dτ=δ(τ), and explain where this derivative is used in the first differentiation of Δ</w:t>
+            </w:r>
+            <w:r>
+              <w:rPr>
+                <w:vertAlign w:val="subscript"/>
+              </w:rPr>
+              <w:t>F</w:t>
+            </w:r>
+            <w:r>
+              <w:t>.</w:t>
             </w:r>
           </w:p>
         </w:tc>
@@ -2960,7 +3591,22 @@
           </w:tcPr>
           <w:p>
             <w:r>
-              <w:t>Carry out the first differentiation of Δ_F with respect to x⁰ explicitly, and show the delta-function term vanishes using D(x−y)=D(y−x) at equal times.</w:t>
+              <w:rPr>
+                <w:b/>
+              </w:rPr>
+              <w:t>Extension.</w:t>
+            </w:r>
+            <w:r>
+              <w:t xml:space="preserve"> Carry out the first differentiation of Δ</w:t>
+            </w:r>
+            <w:r>
+              <w:rPr>
+                <w:vertAlign w:val="subscript"/>
+              </w:rPr>
+              <w:t>F</w:t>
+            </w:r>
+            <w:r>
+              <w:t xml:space="preserve"> with respect to x⁰ explicitly, and show the delta-function term vanishes using D(x−y)=D(y−x) at equal times.</w:t>
             </w:r>
           </w:p>
         </w:tc>
@@ -2996,7 +3642,13 @@
           </w:tcPr>
           <w:p>
             <w:r>
-              <w:t>Carry out the second differentiation and identify the surviving delta-function term as δ(τ)⟨0|[π(x),φ(y)]|0⟩.</w:t>
+              <w:rPr>
+                <w:b/>
+              </w:rPr>
+              <w:t>Extension.</w:t>
+            </w:r>
+            <w:r>
+              <w:t xml:space="preserve"> Carry out the second differentiation and identify the surviving delta-function term as δ(τ)⟨0|[π(x),φ(y)]|0⟩.</w:t>
             </w:r>
           </w:p>
         </w:tc>
@@ -3034,7 +3686,13 @@
           </w:tcPr>
           <w:p>
             <w:r>
-              <w:t>Using [φ(t,x),π(t,y)]=iδ³(x−y) from Lesson 33, derive [π(t,x),φ(t,y)]=−iδ³(x−y).</w:t>
+              <w:rPr>
+                <w:b/>
+              </w:rPr>
+              <w:t>Core.</w:t>
+            </w:r>
+            <w:r>
+              <w:t xml:space="preserve"> Using [φ(t,x),π(t,y)]=iδ³(x−y) from Lesson 33, derive [π(t,x),φ(t,y)]=−iδ³(x−y).</w:t>
             </w:r>
           </w:p>
         </w:tc>
@@ -3070,7 +3728,13 @@
           </w:tcPr>
           <w:p>
             <w:r>
-              <w:t>Combine Exercises 3 and 4 to show the second-derivative delta-function term equals −iδ⁴(x−y).</w:t>
+              <w:rPr>
+                <w:b/>
+              </w:rPr>
+              <w:t>Extension.</w:t>
+            </w:r>
+            <w:r>
+              <w:t xml:space="preserve"> Combine Exercises 3 and 4 to show the second-derivative delta-function term equals −iδ⁴(x−y).</w:t>
             </w:r>
           </w:p>
         </w:tc>
@@ -3108,7 +3772,13 @@
           </w:tcPr>
           <w:p>
             <w:r>
-              <w:t>Explain why the θ(τ)(□+m²)D(x−y) and θ(−τ)(□+m²)D(y−x) terms of Section 3.2 vanish, citing the specific earlier result used.</w:t>
+              <w:rPr>
+                <w:b/>
+              </w:rPr>
+              <w:t>Core.</w:t>
+            </w:r>
+            <w:r>
+              <w:t xml:space="preserve"> Explain why the θ(τ)(□+m²)D(x−y) and θ(−τ)(□+m²)D(y−x) terms of Section 3.2 vanish, citing the specific earlier result used.</w:t>
             </w:r>
           </w:p>
         </w:tc>
@@ -3144,7 +3814,22 @@
           </w:tcPr>
           <w:p>
             <w:r>
-              <w:t>Assemble Exercises 5 and 6 into the full result (□+m²)Δ_F(x−y)=−iδ⁴(x−y).</w:t>
+              <w:rPr>
+                <w:b/>
+              </w:rPr>
+              <w:t>Extension.</w:t>
+            </w:r>
+            <w:r>
+              <w:t xml:space="preserve"> Assemble Exercises 5 and 6 into the full result (□+m²)Δ</w:t>
+            </w:r>
+            <w:r>
+              <w:rPr>
+                <w:vertAlign w:val="subscript"/>
+              </w:rPr>
+              <w:t>F</w:t>
+            </w:r>
+            <w:r>
+              <w:t>(x−y)=−iδ⁴(x−y).</w:t>
             </w:r>
           </w:p>
         </w:tc>
@@ -3182,7 +3867,22 @@
           </w:tcPr>
           <w:p>
             <w:r>
-              <w:t>Explain, in your own words, why Section 3's result identifies Δ_F, not D(x−y), as the Green's function of the Klein–Gordon operator.</w:t>
+              <w:rPr>
+                <w:b/>
+              </w:rPr>
+              <w:t>Core.</w:t>
+            </w:r>
+            <w:r>
+              <w:t xml:space="preserve"> Explain, in your own words, why Section 3's result identifies Δ</w:t>
+            </w:r>
+            <w:r>
+              <w:rPr>
+                <w:vertAlign w:val="subscript"/>
+              </w:rPr>
+              <w:t>F</w:t>
+            </w:r>
+            <w:r>
+              <w:t>, not D(x−y), as the Green's function of the Klein–Gordon operator.</w:t>
             </w:r>
           </w:p>
         </w:tc>
@@ -3218,7 +3918,58 @@
           </w:tcPr>
           <w:p>
             <w:r>
-              <w:t>Verify (□_x+m²)e^(−ip(x−y))=(m²−p²)e^(−ip(x−y)) directly, using □e^(−ipx)=−p²e^(−ipx).</w:t>
+              <w:rPr>
+                <w:b/>
+              </w:rPr>
+              <w:t>Core.</w:t>
+            </w:r>
+            <w:r>
+              <w:t xml:space="preserve"> Verify (□</w:t>
+            </w:r>
+            <w:r>
+              <w:rPr>
+                <w:vertAlign w:val="subscript"/>
+              </w:rPr>
+              <w:t>x</w:t>
+            </w:r>
+            <w:r>
+              <w:t>+m²)e</w:t>
+            </w:r>
+            <w:r>
+              <w:rPr>
+                <w:vertAlign w:val="superscript"/>
+              </w:rPr>
+              <w:t>−ip(x−y)</w:t>
+            </w:r>
+            <w:r>
+              <w:t>=(m²−p²)e</w:t>
+            </w:r>
+            <w:r>
+              <w:rPr>
+                <w:vertAlign w:val="superscript"/>
+              </w:rPr>
+              <w:t>−ip(x−y)</w:t>
+            </w:r>
+            <w:r>
+              <w:t xml:space="preserve"> directly, using □e</w:t>
+            </w:r>
+            <w:r>
+              <w:rPr>
+                <w:vertAlign w:val="superscript"/>
+              </w:rPr>
+              <w:t>−ipx</w:t>
+            </w:r>
+            <w:r>
+              <w:t>=−p²e</w:t>
+            </w:r>
+            <w:r>
+              <w:rPr>
+                <w:vertAlign w:val="superscript"/>
+              </w:rPr>
+              <w:t>−ipx</w:t>
+            </w:r>
+            <w:r>
+              <w:t>.</w:t>
             </w:r>
           </w:p>
         </w:tc>
@@ -3256,7 +4007,40 @@
           </w:tcPr>
           <w:p>
             <w:r>
-              <w:t>Substitute the momentum-space Δ_F of Section 4.1 into (□+m²)Δ_F and show it reduces to −i∫d⁴p/(2π)⁴ (p²−m²)/(p²−m²+iε) e^(−ip(x−y)).</w:t>
+              <w:rPr>
+                <w:b/>
+              </w:rPr>
+              <w:t>Core.</w:t>
+            </w:r>
+            <w:r>
+              <w:t xml:space="preserve"> Substitute the momentum-space Δ</w:t>
+            </w:r>
+            <w:r>
+              <w:rPr>
+                <w:vertAlign w:val="subscript"/>
+              </w:rPr>
+              <w:t>F</w:t>
+            </w:r>
+            <w:r>
+              <w:t xml:space="preserve"> of Section 4.1 into (□+m²)Δ</w:t>
+            </w:r>
+            <w:r>
+              <w:rPr>
+                <w:vertAlign w:val="subscript"/>
+              </w:rPr>
+              <w:t>F</w:t>
+            </w:r>
+            <w:r>
+              <w:t xml:space="preserve"> and show it reduces to −i∫d⁴p/(2π)⁴ (p²−m²)/(p²−m²+iε) e</w:t>
+            </w:r>
+            <w:r>
+              <w:rPr>
+                <w:vertAlign w:val="superscript"/>
+              </w:rPr>
+              <w:t>−ip(x−y)</w:t>
+            </w:r>
+            <w:r>
+              <w:t>.</w:t>
             </w:r>
           </w:p>
         </w:tc>
@@ -3292,7 +4076,22 @@
           </w:tcPr>
           <w:p>
             <w:r>
-              <w:t>Explain why (p²−m²)/(p²−m²+iε)→1 as ε→0⁺ away from the pole, and complete the verification that the momentum-space Δ_F solves the same equation as Section 3.2.</w:t>
+              <w:rPr>
+                <w:b/>
+              </w:rPr>
+              <w:t>Extension.</w:t>
+            </w:r>
+            <w:r>
+              <w:t xml:space="preserve"> Explain why (p²−m²)/(p²−m²+iε)→1 as ε→0⁺ away from the pole, and complete the verification that the momentum-space Δ</w:t>
+            </w:r>
+            <w:r>
+              <w:rPr>
+                <w:vertAlign w:val="subscript"/>
+              </w:rPr>
+              <w:t>F</w:t>
+            </w:r>
+            <w:r>
+              <w:t xml:space="preserve"> solves the same equation as Section 3.2.</w:t>
             </w:r>
           </w:p>
         </w:tc>
@@ -3330,7 +4129,40 @@
           </w:tcPr>
           <w:p>
             <w:r>
-              <w:t>Verify the factorization p²−m²+iε=(p⁰−E_p+iε′)(p⁰+E_p−iε′) for small ε′=ε/(2E_p), by expanding the right-hand side and dropping terms of order (ε′)².</w:t>
+              <w:rPr>
+                <w:b/>
+              </w:rPr>
+              <w:t>Core.</w:t>
+            </w:r>
+            <w:r>
+              <w:t xml:space="preserve"> Verify the factorization p²−m²+iε=(p⁰−E</w:t>
+            </w:r>
+            <w:r>
+              <w:rPr>
+                <w:vertAlign w:val="subscript"/>
+              </w:rPr>
+              <w:t>p</w:t>
+            </w:r>
+            <w:r>
+              <w:t>+iε′)(p⁰+E</w:t>
+            </w:r>
+            <w:r>
+              <w:rPr>
+                <w:vertAlign w:val="subscript"/>
+              </w:rPr>
+              <w:t>p</w:t>
+            </w:r>
+            <w:r>
+              <w:t>−iε′) for small ε′=ε/(2E</w:t>
+            </w:r>
+            <w:r>
+              <w:rPr>
+                <w:vertAlign w:val="subscript"/>
+              </w:rPr>
+              <w:t>p</w:t>
+            </w:r>
+            <w:r>
+              <w:t>), by expanding the right-hand side and dropping terms of order (ε′)².</w:t>
             </w:r>
           </w:p>
         </w:tc>
@@ -3366,7 +4198,13 @@
           </w:tcPr>
           <w:p>
             <w:r>
-              <w:t>For τ=x⁰−y⁰&gt;0, explain why the p⁰ contour should be closed in the lower half-plane, and identify which of the two poles of Exercise 12 is enclosed.</w:t>
+              <w:rPr>
+                <w:b/>
+              </w:rPr>
+              <w:t>Extension.</w:t>
+            </w:r>
+            <w:r>
+              <w:t xml:space="preserve"> For τ=x⁰−y⁰&gt;0, explain why the p⁰ contour should be closed in the lower half-plane, and identify which of the two poles of Exercise 12 is enclosed.</w:t>
             </w:r>
           </w:p>
         </w:tc>
@@ -3404,7 +4242,13 @@
           </w:tcPr>
           <w:p>
             <w:r>
-              <w:t>For τ&lt;0, carry out the analogous analysis for the upper half-plane and identify the enclosed pole.</w:t>
+              <w:rPr>
+                <w:b/>
+              </w:rPr>
+              <w:t>Core.</w:t>
+            </w:r>
+            <w:r>
+              <w:t xml:space="preserve"> For τ&lt;0, carry out the analogous analysis for the upper half-plane and identify the enclosed pole.</w:t>
             </w:r>
           </w:p>
         </w:tc>
@@ -3440,7 +4284,22 @@
           </w:tcPr>
           <w:p>
             <w:r>
-              <w:t>Explain, in one or two sentences, why an internal line in a Feynman diagram must be built from Δ_F rather than from D(x−y) alone.</w:t>
+              <w:rPr>
+                <w:b/>
+              </w:rPr>
+              <w:t>Extension.</w:t>
+            </w:r>
+            <w:r>
+              <w:t xml:space="preserve"> Explain, in one or two sentences, why an internal line in a Feynman diagram must be built from Δ</w:t>
+            </w:r>
+            <w:r>
+              <w:rPr>
+                <w:vertAlign w:val="subscript"/>
+              </w:rPr>
+              <w:t>F</w:t>
+            </w:r>
+            <w:r>
+              <w:t xml:space="preserve"> rather than from D(x−y) alone.</w:t>
             </w:r>
           </w:p>
         </w:tc>
@@ -3478,7 +4337,22 @@
           </w:tcPr>
           <w:p>
             <w:r>
-              <w:t>Challenge: Lesson 37 already defined S(x−y)=⟨0|ψ(x)ψ̄(y)|0⟩, the un-time-ordered fermionic two-point function, previewing S_F(p)=i(p̸+m)/(p²−m²+iε) for Lesson 47. Based on this lesson's construction, state what the time-ordered fermionic propagator should be defined as (in terms of S(x−y) and its reverse ordering), and predict, without deriving it, whether you expect a relative sign between the two orderings analogous to Lesson 37, Section 5.2's minus sign, given the general fermionic sign rule of Lesson 37, Section 6.2.</w:t>
+              <w:rPr>
+                <w:b/>
+              </w:rPr>
+              <w:t>Challenge.</w:t>
+            </w:r>
+            <w:r>
+              <w:t xml:space="preserve"> Lesson 37 already defined S(x−y)=⟨0|ψ(x)ψ̄(y)|0⟩, the un-time-ordered fermionic two-point function, previewing S</w:t>
+            </w:r>
+            <w:r>
+              <w:rPr>
+                <w:vertAlign w:val="subscript"/>
+              </w:rPr>
+              <w:t>F</w:t>
+            </w:r>
+            <w:r>
+              <w:t>(p)=i(p̸+m)/(p²−m²+iε) for Lesson 47. Based on this lesson's construction, state what the time-ordered fermionic propagator should be defined as (in terms of S(x−y) and its reverse ordering), and predict, without deriving it, whether you expect a relative sign between the two orderings analogous to Lesson 37, Section 5.2's minus sign, given the general fermionic sign rule of Lesson 37, Section 6.2.</w:t>
             </w:r>
           </w:p>
         </w:tc>
@@ -3495,6 +4369,14 @@
     <w:p>
       <w:r>
         <w:rPr>
+          <w:i/>
+        </w:rPr>
+        <w:t>Attempt each exercise before reading its solution. If you are stuck, read only the first sentence of the solution, then try again.</w:t>
+      </w:r>
+    </w:p>
+    <w:p>
+      <w:r>
+        <w:rPr>
           <w:b/>
         </w:rPr>
         <w:t>1.</w:t>
@@ -3503,7 +4385,16 @@
         <w:t xml:space="preserve"> </w:t>
       </w:r>
       <w:r>
-        <w:t>θ(τ)=1 for τ&gt;0 and 0 for τ&lt;0, with a jump of size 1 at τ=0; its derivative is the Dirac delta function, dθ/dτ=δ(τ). This derivative appears whenever a theta function inside Δ_F is differentiated with respect to x⁰ (which enters τ=x⁰−y⁰ with coefficient 1), producing a delta-function term at each differentiation.</w:t>
+        <w:t>θ(τ)=1 for τ&gt;0 and 0 for τ&lt;0, with a jump of size 1 at τ=0; its derivative is the Dirac delta function, dθ/dτ=δ(τ). This derivative appears whenever a theta function inside Δ</w:t>
+      </w:r>
+      <w:r>
+        <w:rPr>
+          <w:vertAlign w:val="subscript"/>
+        </w:rPr>
+        <w:t>F</w:t>
+      </w:r>
+      <w:r>
+        <w:t xml:space="preserve"> is differentiated with respect to x⁰ (which enters τ=x⁰−y⁰ with coefficient 1), producing a delta-function term at each differentiation.</w:t>
       </w:r>
     </w:p>
     <w:p>
@@ -3517,7 +4408,106 @@
         <w:t xml:space="preserve"> </w:t>
       </w:r>
       <w:r>
-        <w:t>∂_tΔ_F=∂_t[θ(τ)D(x−y)]+∂_t[θ(−τ)D(y−x)]=δ(τ)D(x−y)+θ(τ)∂_tD(x−y)−δ(τ)D(y−x)+θ(−τ)∂_tD(y−x) (using ∂_tθ(−τ)=−δ(−τ)·1=−δ(τ), since δ is even). The delta-function terms combine as δ(τ)[D(x−y)−D(y−x)], which vanishes at τ=0 (equal times) since D(x−y)=D(y−x) there (Lesson 33, Worked example 4), leaving ∂_tΔ_F=θ(τ)∂_tD(x−y)+θ(−τ)∂_tD(y−x).</w:t>
+        <w:t>∂</w:t>
+      </w:r>
+      <w:r>
+        <w:rPr>
+          <w:vertAlign w:val="subscript"/>
+        </w:rPr>
+        <w:t>t</w:t>
+      </w:r>
+      <w:r>
+        <w:t>Δ</w:t>
+      </w:r>
+      <w:r>
+        <w:rPr>
+          <w:vertAlign w:val="subscript"/>
+        </w:rPr>
+        <w:t>F</w:t>
+      </w:r>
+      <w:r>
+        <w:t>=∂</w:t>
+      </w:r>
+      <w:r>
+        <w:rPr>
+          <w:vertAlign w:val="subscript"/>
+        </w:rPr>
+        <w:t>t</w:t>
+      </w:r>
+      <w:r>
+        <w:t>[θ(τ)D(x−y)]+∂</w:t>
+      </w:r>
+      <w:r>
+        <w:rPr>
+          <w:vertAlign w:val="subscript"/>
+        </w:rPr>
+        <w:t>t</w:t>
+      </w:r>
+      <w:r>
+        <w:t>[θ(−τ)D(y−x)]=δ(τ)D(x−y)+θ(τ)∂</w:t>
+      </w:r>
+      <w:r>
+        <w:rPr>
+          <w:vertAlign w:val="subscript"/>
+        </w:rPr>
+        <w:t>t</w:t>
+      </w:r>
+      <w:r>
+        <w:t>D(x−y)−δ(τ)D(y−x)+θ(−τ)∂</w:t>
+      </w:r>
+      <w:r>
+        <w:rPr>
+          <w:vertAlign w:val="subscript"/>
+        </w:rPr>
+        <w:t>t</w:t>
+      </w:r>
+      <w:r>
+        <w:t>D(y−x) (using ∂</w:t>
+      </w:r>
+      <w:r>
+        <w:rPr>
+          <w:vertAlign w:val="subscript"/>
+        </w:rPr>
+        <w:t>t</w:t>
+      </w:r>
+      <w:r>
+        <w:t>θ(−τ)=−δ(−τ)·1=−δ(τ), since δ is even). The delta-function terms combine as δ(τ)[D(x−y)−D(y−x)], which vanishes at τ=0 (equal times) since D(x−y)=D(y−x) there (Lesson 33, Worked example 4), leaving ∂</w:t>
+      </w:r>
+      <w:r>
+        <w:rPr>
+          <w:vertAlign w:val="subscript"/>
+        </w:rPr>
+        <w:t>t</w:t>
+      </w:r>
+      <w:r>
+        <w:t>Δ</w:t>
+      </w:r>
+      <w:r>
+        <w:rPr>
+          <w:vertAlign w:val="subscript"/>
+        </w:rPr>
+        <w:t>F</w:t>
+      </w:r>
+      <w:r>
+        <w:t>=θ(τ)∂</w:t>
+      </w:r>
+      <w:r>
+        <w:rPr>
+          <w:vertAlign w:val="subscript"/>
+        </w:rPr>
+        <w:t>t</w:t>
+      </w:r>
+      <w:r>
+        <w:t>D(x−y)+θ(−τ)∂</w:t>
+      </w:r>
+      <w:r>
+        <w:rPr>
+          <w:vertAlign w:val="subscript"/>
+        </w:rPr>
+        <w:t>t</w:t>
+      </w:r>
+      <w:r>
+        <w:t>D(y−x).</w:t>
       </w:r>
     </w:p>
     <w:p>
@@ -3531,7 +4521,115 @@
         <w:t xml:space="preserve"> </w:t>
       </w:r>
       <w:r>
-        <w:t>Differentiating the result of Exercise 2 again: ∂_t²Δ_F=δ(τ)∂_tD(x−y)+θ(τ)∂_t²D(x−y)−δ(τ)∂_tD(y−x)+θ(−τ)∂_t²D(y−x). The delta-function terms combine as δ(τ)[∂_tD(x−y)−∂_tD(y−x)]. Since ∂_tD(x−y)=∂_(x⁰)⟨0|φ(x)φ(y)|0⟩=⟨0|π(x)φ(y)|0⟩ and ∂_tD(y−x)=∂_(x⁰)⟨0|φ(y)φ(x)|0⟩=⟨0|φ(y)π(x)|0⟩ (the x⁰-derivative acts on the φ(x) factor in each), the bracket is ⟨0|π(x)φ(y)|0⟩−⟨0|φ(y)π(x)|0⟩=⟨0|[π(x),φ(y)]|0⟩, giving the delta term δ(τ)⟨0|[π(x),φ(y)]|0⟩.</w:t>
+        <w:t>Differentiating the result of Exercise 2 again: ∂</w:t>
+      </w:r>
+      <w:r>
+        <w:rPr>
+          <w:vertAlign w:val="subscript"/>
+        </w:rPr>
+        <w:t>t</w:t>
+      </w:r>
+      <w:r>
+        <w:t>²Δ</w:t>
+      </w:r>
+      <w:r>
+        <w:rPr>
+          <w:vertAlign w:val="subscript"/>
+        </w:rPr>
+        <w:t>F</w:t>
+      </w:r>
+      <w:r>
+        <w:t>=δ(τ)∂</w:t>
+      </w:r>
+      <w:r>
+        <w:rPr>
+          <w:vertAlign w:val="subscript"/>
+        </w:rPr>
+        <w:t>t</w:t>
+      </w:r>
+      <w:r>
+        <w:t>D(x−y)+θ(τ)∂</w:t>
+      </w:r>
+      <w:r>
+        <w:rPr>
+          <w:vertAlign w:val="subscript"/>
+        </w:rPr>
+        <w:t>t</w:t>
+      </w:r>
+      <w:r>
+        <w:t>²D(x−y)−δ(τ)∂</w:t>
+      </w:r>
+      <w:r>
+        <w:rPr>
+          <w:vertAlign w:val="subscript"/>
+        </w:rPr>
+        <w:t>t</w:t>
+      </w:r>
+      <w:r>
+        <w:t>D(y−x)+θ(−τ)∂</w:t>
+      </w:r>
+      <w:r>
+        <w:rPr>
+          <w:vertAlign w:val="subscript"/>
+        </w:rPr>
+        <w:t>t</w:t>
+      </w:r>
+      <w:r>
+        <w:t>²D(y−x). The delta-function terms combine as δ(τ)[∂</w:t>
+      </w:r>
+      <w:r>
+        <w:rPr>
+          <w:vertAlign w:val="subscript"/>
+        </w:rPr>
+        <w:t>t</w:t>
+      </w:r>
+      <w:r>
+        <w:t>D(x−y)−∂</w:t>
+      </w:r>
+      <w:r>
+        <w:rPr>
+          <w:vertAlign w:val="subscript"/>
+        </w:rPr>
+        <w:t>t</w:t>
+      </w:r>
+      <w:r>
+        <w:t>D(y−x)]. Since ∂</w:t>
+      </w:r>
+      <w:r>
+        <w:rPr>
+          <w:vertAlign w:val="subscript"/>
+        </w:rPr>
+        <w:t>t</w:t>
+      </w:r>
+      <w:r>
+        <w:t>D(x−y)=∂</w:t>
+      </w:r>
+      <w:r>
+        <w:rPr>
+          <w:vertAlign w:val="subscript"/>
+        </w:rPr>
+        <w:t>x⁰</w:t>
+      </w:r>
+      <w:r>
+        <w:t>⟨0|φ(x)φ(y)|0⟩=⟨0|π(x)φ(y)|0⟩ and ∂</w:t>
+      </w:r>
+      <w:r>
+        <w:rPr>
+          <w:vertAlign w:val="subscript"/>
+        </w:rPr>
+        <w:t>t</w:t>
+      </w:r>
+      <w:r>
+        <w:t>D(y−x)=∂</w:t>
+      </w:r>
+      <w:r>
+        <w:rPr>
+          <w:vertAlign w:val="subscript"/>
+        </w:rPr>
+        <w:t>x⁰</w:t>
+      </w:r>
+      <w:r>
+        <w:t>⟨0|φ(y)φ(x)|0⟩=⟨0|φ(y)π(x)|0⟩ (the x⁰-derivative acts on the φ(x) factor in each), the bracket is ⟨0|π(x)φ(y)|0⟩−⟨0|φ(y)π(x)|0⟩=⟨0|[π(x),φ(y)]|0⟩, giving the delta term δ(τ)⟨0|[π(x),φ(y)]|0⟩.</w:t>
       </w:r>
     </w:p>
     <w:p>
@@ -3587,7 +4685,34 @@
         <w:t xml:space="preserve"> </w:t>
       </w:r>
       <w:r>
-        <w:t>Combining Exercise 5's delta-function term with Exercise 6's vanishing of the remaining two terms, (∂_t²−∇²+m²)Δ_F=−iδ⁴(x−y)+0+0=−iδ⁴(x−y), i.e. (□+m²)Δ_F(x−y)=−iδ⁴(x−y).</w:t>
+        <w:t>Combining Exercise 5's delta-function term with Exercise 6's vanishing of the remaining two terms, (∂</w:t>
+      </w:r>
+      <w:r>
+        <w:rPr>
+          <w:vertAlign w:val="subscript"/>
+        </w:rPr>
+        <w:t>t</w:t>
+      </w:r>
+      <w:r>
+        <w:t>²−∇²+m²)Δ</w:t>
+      </w:r>
+      <w:r>
+        <w:rPr>
+          <w:vertAlign w:val="subscript"/>
+        </w:rPr>
+        <w:t>F</w:t>
+      </w:r>
+      <w:r>
+        <w:t>=−iδ⁴(x−y)+0+0=−iδ⁴(x−y), i.e. (□+m²)Δ</w:t>
+      </w:r>
+      <w:r>
+        <w:rPr>
+          <w:vertAlign w:val="subscript"/>
+        </w:rPr>
+        <w:t>F</w:t>
+      </w:r>
+      <w:r>
+        <w:t>(x−y)=−iδ⁴(x−y).</w:t>
       </w:r>
     </w:p>
     <w:p>
@@ -3601,7 +4726,25 @@
         <w:t xml:space="preserve"> </w:t>
       </w:r>
       <w:r>
-        <w:t>A Green's function of an operator 𝒟 is defined as an object G satisfying 𝒟G=δ⁴ (a point-source response); Section 3 showed exactly this for Δ_F with 𝒟=□+m², up to the fixed constant −i, while D(x−y) satisfies 𝒟D=0 (Exercise 6), the homogeneous, sourceless equation instead, so only Δ_F qualifies as a Green's function.</w:t>
+        <w:t>A Green's function of an operator 𝒟 is defined as an object G satisfying 𝒟G=δ⁴ (a point-source response); Section 3 showed exactly this for Δ</w:t>
+      </w:r>
+      <w:r>
+        <w:rPr>
+          <w:vertAlign w:val="subscript"/>
+        </w:rPr>
+        <w:t>F</w:t>
+      </w:r>
+      <w:r>
+        <w:t xml:space="preserve"> with 𝒟=□+m², up to the fixed constant −i, while D(x−y) satisfies 𝒟D=0 (Exercise 6), the homogeneous, sourceless equation instead, so only Δ</w:t>
+      </w:r>
+      <w:r>
+        <w:rPr>
+          <w:vertAlign w:val="subscript"/>
+        </w:rPr>
+        <w:t>F</w:t>
+      </w:r>
+      <w:r>
+        <w:t xml:space="preserve"> qualifies as a Green's function.</w:t>
       </w:r>
     </w:p>
     <w:p>
@@ -3615,7 +4758,196 @@
         <w:t xml:space="preserve"> </w:t>
       </w:r>
       <w:r>
-        <w:t>□e^(−ipx)=∂_μ∂^μe^(−ipx); each derivative brings down a factor −ip_μ or −ip^μ respectively, so ∂_μ∂^μe^(−ipx)=(−ip_μ)(−ip^μ)e^(−ipx)=−p_μp^μe^(−ipx)=−p²e^(−ipx). Adding m², (□+m²)e^(−ipx)=(m²−p²)e^(−ipx), and with x→x−y in the exponent this is (□_x+m²)e^(−ip(x−y))=(m²−p²)e^(−ip(x−y)).</w:t>
+        <w:t>□e</w:t>
+      </w:r>
+      <w:r>
+        <w:rPr>
+          <w:vertAlign w:val="superscript"/>
+        </w:rPr>
+        <w:t>−ipx</w:t>
+      </w:r>
+      <w:r>
+        <w:t>=∂</w:t>
+      </w:r>
+      <w:r>
+        <w:rPr>
+          <w:vertAlign w:val="subscript"/>
+        </w:rPr>
+        <w:t>μ</w:t>
+      </w:r>
+      <w:r>
+        <w:t>∂</w:t>
+      </w:r>
+      <w:r>
+        <w:rPr>
+          <w:vertAlign w:val="superscript"/>
+        </w:rPr>
+        <w:t>μ</w:t>
+      </w:r>
+      <w:r>
+        <w:t>e</w:t>
+      </w:r>
+      <w:r>
+        <w:rPr>
+          <w:vertAlign w:val="superscript"/>
+        </w:rPr>
+        <w:t>−ipx</w:t>
+      </w:r>
+      <w:r>
+        <w:t>; each derivative brings down a factor −ip</w:t>
+      </w:r>
+      <w:r>
+        <w:rPr>
+          <w:vertAlign w:val="subscript"/>
+        </w:rPr>
+        <w:t>μ</w:t>
+      </w:r>
+      <w:r>
+        <w:t xml:space="preserve"> or −ip</w:t>
+      </w:r>
+      <w:r>
+        <w:rPr>
+          <w:vertAlign w:val="superscript"/>
+        </w:rPr>
+        <w:t>μ</w:t>
+      </w:r>
+      <w:r>
+        <w:t xml:space="preserve"> respectively, so ∂</w:t>
+      </w:r>
+      <w:r>
+        <w:rPr>
+          <w:vertAlign w:val="subscript"/>
+        </w:rPr>
+        <w:t>μ</w:t>
+      </w:r>
+      <w:r>
+        <w:t>∂</w:t>
+      </w:r>
+      <w:r>
+        <w:rPr>
+          <w:vertAlign w:val="superscript"/>
+        </w:rPr>
+        <w:t>μ</w:t>
+      </w:r>
+      <w:r>
+        <w:t>e</w:t>
+      </w:r>
+      <w:r>
+        <w:rPr>
+          <w:vertAlign w:val="superscript"/>
+        </w:rPr>
+        <w:t>−ipx</w:t>
+      </w:r>
+      <w:r>
+        <w:t>=(−ip</w:t>
+      </w:r>
+      <w:r>
+        <w:rPr>
+          <w:vertAlign w:val="subscript"/>
+        </w:rPr>
+        <w:t>μ</w:t>
+      </w:r>
+      <w:r>
+        <w:t>)(−ip</w:t>
+      </w:r>
+      <w:r>
+        <w:rPr>
+          <w:vertAlign w:val="superscript"/>
+        </w:rPr>
+        <w:t>μ</w:t>
+      </w:r>
+      <w:r>
+        <w:t>)e</w:t>
+      </w:r>
+      <w:r>
+        <w:rPr>
+          <w:vertAlign w:val="superscript"/>
+        </w:rPr>
+        <w:t>−ipx</w:t>
+      </w:r>
+      <w:r>
+        <w:t>=−p</w:t>
+      </w:r>
+      <w:r>
+        <w:rPr>
+          <w:vertAlign w:val="subscript"/>
+        </w:rPr>
+        <w:t>μ</w:t>
+      </w:r>
+      <w:r>
+        <w:t>p</w:t>
+      </w:r>
+      <w:r>
+        <w:rPr>
+          <w:vertAlign w:val="superscript"/>
+        </w:rPr>
+        <w:t>μ</w:t>
+      </w:r>
+      <w:r>
+        <w:t>e</w:t>
+      </w:r>
+      <w:r>
+        <w:rPr>
+          <w:vertAlign w:val="superscript"/>
+        </w:rPr>
+        <w:t>−ipx</w:t>
+      </w:r>
+      <w:r>
+        <w:t>=−p²e</w:t>
+      </w:r>
+      <w:r>
+        <w:rPr>
+          <w:vertAlign w:val="superscript"/>
+        </w:rPr>
+        <w:t>−ipx</w:t>
+      </w:r>
+      <w:r>
+        <w:t>. Adding m², (□+m²)e</w:t>
+      </w:r>
+      <w:r>
+        <w:rPr>
+          <w:vertAlign w:val="superscript"/>
+        </w:rPr>
+        <w:t>−ipx</w:t>
+      </w:r>
+      <w:r>
+        <w:t>=(m²−p²)e</w:t>
+      </w:r>
+      <w:r>
+        <w:rPr>
+          <w:vertAlign w:val="superscript"/>
+        </w:rPr>
+        <w:t>−ipx</w:t>
+      </w:r>
+      <w:r>
+        <w:t>, and with x→x−y in the exponent this is (□</w:t>
+      </w:r>
+      <w:r>
+        <w:rPr>
+          <w:vertAlign w:val="subscript"/>
+        </w:rPr>
+        <w:t>x</w:t>
+      </w:r>
+      <w:r>
+        <w:t>+m²)e</w:t>
+      </w:r>
+      <w:r>
+        <w:rPr>
+          <w:vertAlign w:val="superscript"/>
+        </w:rPr>
+        <w:t>−ip(x−y)</w:t>
+      </w:r>
+      <w:r>
+        <w:t>=(m²−p²)e</w:t>
+      </w:r>
+      <w:r>
+        <w:rPr>
+          <w:vertAlign w:val="superscript"/>
+        </w:rPr>
+        <w:t>−ip(x−y)</w:t>
+      </w:r>
+      <w:r>
+        <w:t>.</w:t>
       </w:r>
     </w:p>
     <w:p>
@@ -3629,7 +4961,43 @@
         <w:t xml:space="preserve"> </w:t>
       </w:r>
       <w:r>
-        <w:t>Substituting Exercise 9's result into (□+m²)Δ_F=∫d⁴p/(2π)⁴ i/(p²−m²+iε) (□+m²)e^(−ip(x−y)) gives ∫d⁴p/(2π)⁴ i(m²−p²)/(p²−m²+iε) e^(−ip(x−y)); writing m²−p²=−(p²−m²), this is −i∫d⁴p/(2π)⁴ (p²−m²)/(p²−m²+iε) e^(−ip(x−y)), as stated.</w:t>
+        <w:t>Substituting Exercise 9's result into (□+m²)Δ</w:t>
+      </w:r>
+      <w:r>
+        <w:rPr>
+          <w:vertAlign w:val="subscript"/>
+        </w:rPr>
+        <w:t>F</w:t>
+      </w:r>
+      <w:r>
+        <w:t>=∫d⁴p/(2π)⁴ i/(p²−m²+iε) (□+m²)e</w:t>
+      </w:r>
+      <w:r>
+        <w:rPr>
+          <w:vertAlign w:val="superscript"/>
+        </w:rPr>
+        <w:t>−ip(x−y)</w:t>
+      </w:r>
+      <w:r>
+        <w:t xml:space="preserve"> gives ∫d⁴p/(2π)⁴ i(m²−p²)/(p²−m²+iε) e</w:t>
+      </w:r>
+      <w:r>
+        <w:rPr>
+          <w:vertAlign w:val="superscript"/>
+        </w:rPr>
+        <w:t>−ip(x−y)</w:t>
+      </w:r>
+      <w:r>
+        <w:t>; writing m²−p²=−(p²−m²), this is −i∫d⁴p/(2π)⁴ (p²−m²)/(p²−m²+iε) e</w:t>
+      </w:r>
+      <w:r>
+        <w:rPr>
+          <w:vertAlign w:val="superscript"/>
+        </w:rPr>
+        <w:t>−ip(x−y)</w:t>
+      </w:r>
+      <w:r>
+        <w:t>, as stated.</w:t>
       </w:r>
     </w:p>
     <w:p>
@@ -3643,7 +5011,25 @@
         <w:t xml:space="preserve"> </w:t>
       </w:r>
       <w:r>
-        <w:t>For any fixed p with p²≠m², as ε→0⁺ the denominator p²−m²+iε approaches p²−m² itself, so the ratio (p²−m²)/(p²−m²+iε)→(p²−m²)/(p²−m²)=1. Since the single point p²=m² has measure zero in the four-dimensional integral, this limit holds almost everywhere under the integral sign, and the iε prescription is exactly what makes this limiting procedure well defined as a distributional statement (avoiding an actual division by zero on the mass shell). Substituting the limiting value 1, (□+m²)Δ_F=−i∫d⁴p/(2π)⁴ e^(−ip(x−y))=−iδ⁴(x−y), using the standard four-dimensional Fourier representation of the delta function, matching Section 3.2 exactly.</w:t>
+        <w:t>For any fixed p with p²≠m², as ε→0⁺ the denominator p²−m²+iε approaches p²−m² itself, so the ratio (p²−m²)/(p²−m²+iε)→(p²−m²)/(p²−m²)=1. Since the single point p²=m² has measure zero in the four-dimensional integral, this limit holds almost everywhere under the integral sign, and the iε prescription is exactly what makes this limiting procedure well defined as a distributional statement (avoiding an actual division by zero on the mass shell). Substituting the limiting value 1, (□+m²)Δ</w:t>
+      </w:r>
+      <w:r>
+        <w:rPr>
+          <w:vertAlign w:val="subscript"/>
+        </w:rPr>
+        <w:t>F</w:t>
+      </w:r>
+      <w:r>
+        <w:t>=−i∫d⁴p/(2π)⁴ e</w:t>
+      </w:r>
+      <w:r>
+        <w:rPr>
+          <w:vertAlign w:val="superscript"/>
+        </w:rPr>
+        <w:t>−ip(x−y)</w:t>
+      </w:r>
+      <w:r>
+        <w:t>=−iδ⁴(x−y), using the standard four-dimensional Fourier representation of the delta function, matching Section 3.2 exactly.</w:t>
       </w:r>
     </w:p>
     <w:p>
@@ -3657,7 +5043,106 @@
         <w:t xml:space="preserve"> </w:t>
       </w:r>
       <w:r>
-        <w:t>Writing the product as a difference of squares, (p⁰−E_p+iε′)(p⁰+E_p−iε′) = (p⁰)² − (E_p−iε′)² = (p⁰)² − E_p² + 2iε′E_p − (ε′)² ≈ (p⁰)²−E_p²+2iε′E_p, dropping the (ε′)² term as higher order. Setting 2ε′E_p=ε (i.e. ε′=ε/(2E_p)) gives (p⁰)²−E_p²+iε=p²−m²+iε (using (p⁰)²−E_p²=(p⁰)²−|p|²−m²=p²−m²), confirming the factorization.</w:t>
+        <w:t>Writing the product as a difference of squares, (p⁰−E</w:t>
+      </w:r>
+      <w:r>
+        <w:rPr>
+          <w:vertAlign w:val="subscript"/>
+        </w:rPr>
+        <w:t>p</w:t>
+      </w:r>
+      <w:r>
+        <w:t>+iε′)(p⁰+E</w:t>
+      </w:r>
+      <w:r>
+        <w:rPr>
+          <w:vertAlign w:val="subscript"/>
+        </w:rPr>
+        <w:t>p</w:t>
+      </w:r>
+      <w:r>
+        <w:t>−iε′) = (p⁰)² − (E</w:t>
+      </w:r>
+      <w:r>
+        <w:rPr>
+          <w:vertAlign w:val="subscript"/>
+        </w:rPr>
+        <w:t>p</w:t>
+      </w:r>
+      <w:r>
+        <w:t>−iε′)² = (p⁰)² − E</w:t>
+      </w:r>
+      <w:r>
+        <w:rPr>
+          <w:vertAlign w:val="subscript"/>
+        </w:rPr>
+        <w:t>p</w:t>
+      </w:r>
+      <w:r>
+        <w:t>² + 2iε′E</w:t>
+      </w:r>
+      <w:r>
+        <w:rPr>
+          <w:vertAlign w:val="subscript"/>
+        </w:rPr>
+        <w:t>p</w:t>
+      </w:r>
+      <w:r>
+        <w:t xml:space="preserve"> − (ε′)² ≈ (p⁰)²−E</w:t>
+      </w:r>
+      <w:r>
+        <w:rPr>
+          <w:vertAlign w:val="subscript"/>
+        </w:rPr>
+        <w:t>p</w:t>
+      </w:r>
+      <w:r>
+        <w:t>²+2iε′E</w:t>
+      </w:r>
+      <w:r>
+        <w:rPr>
+          <w:vertAlign w:val="subscript"/>
+        </w:rPr>
+        <w:t>p</w:t>
+      </w:r>
+      <w:r>
+        <w:t>, dropping the (ε′)² term as higher order. Setting 2ε′E</w:t>
+      </w:r>
+      <w:r>
+        <w:rPr>
+          <w:vertAlign w:val="subscript"/>
+        </w:rPr>
+        <w:t>p</w:t>
+      </w:r>
+      <w:r>
+        <w:t>=ε (i.e. ε′=ε/(2E</w:t>
+      </w:r>
+      <w:r>
+        <w:rPr>
+          <w:vertAlign w:val="subscript"/>
+        </w:rPr>
+        <w:t>p</w:t>
+      </w:r>
+      <w:r>
+        <w:t>)) gives (p⁰)²−E</w:t>
+      </w:r>
+      <w:r>
+        <w:rPr>
+          <w:vertAlign w:val="subscript"/>
+        </w:rPr>
+        <w:t>p</w:t>
+      </w:r>
+      <w:r>
+        <w:t>²+iε=p²−m²+iε (using (p⁰)²−E</w:t>
+      </w:r>
+      <w:r>
+        <w:rPr>
+          <w:vertAlign w:val="subscript"/>
+        </w:rPr>
+        <w:t>p</w:t>
+      </w:r>
+      <w:r>
+        <w:t>²=(p⁰)²−|p|²−m²=p²−m²), confirming the factorization.</w:t>
       </w:r>
     </w:p>
     <w:p>
@@ -3671,7 +5156,43 @@
         <w:t xml:space="preserve"> </w:t>
       </w:r>
       <w:r>
-        <w:t>For τ&gt;0, writing p⁰=Re(p⁰)+iIm(p⁰), the factor e^(−ip⁰τ)=e^(−iRe(p⁰)τ)e^(Im(p⁰)τ) decays as Im(p⁰)→−∞ only when τ&gt;0 (since then Im(p⁰)τ→−∞ requires Im(p⁰)→−∞); the contour must therefore be closed in the lower half-plane, where this decay occurs, enclosing the pole at p⁰=E_p−iε′ (the pole located just below the real axis, per Exercise 12).</w:t>
+        <w:t>For τ&gt;0, writing p⁰=Re(p⁰)+iIm(p⁰), the factor e</w:t>
+      </w:r>
+      <w:r>
+        <w:rPr>
+          <w:vertAlign w:val="superscript"/>
+        </w:rPr>
+        <w:t>−ip⁰τ</w:t>
+      </w:r>
+      <w:r>
+        <w:t>=e</w:t>
+      </w:r>
+      <w:r>
+        <w:rPr>
+          <w:vertAlign w:val="superscript"/>
+        </w:rPr>
+        <w:t>−iRe(p⁰)τ</w:t>
+      </w:r>
+      <w:r>
+        <w:t>e</w:t>
+      </w:r>
+      <w:r>
+        <w:rPr>
+          <w:vertAlign w:val="superscript"/>
+        </w:rPr>
+        <w:t>Im(p⁰)τ</w:t>
+      </w:r>
+      <w:r>
+        <w:t xml:space="preserve"> decays as Im(p⁰)→−∞ only when τ&gt;0 (since then Im(p⁰)τ→−∞ requires Im(p⁰)→−∞); the contour must therefore be closed in the lower half-plane, where this decay occurs, enclosing the pole at p⁰=E</w:t>
+      </w:r>
+      <w:r>
+        <w:rPr>
+          <w:vertAlign w:val="subscript"/>
+        </w:rPr>
+        <w:t>p</w:t>
+      </w:r>
+      <w:r>
+        <w:t>−iε′ (the pole located just below the real axis, per Exercise 12).</w:t>
       </w:r>
     </w:p>
     <w:p>
@@ -3685,7 +5206,43 @@
         <w:t xml:space="preserve"> </w:t>
       </w:r>
       <w:r>
-        <w:t>For τ&lt;0, the same exponential e^(−ip⁰τ)=e^(−iRe(p⁰)τ)e^(Im(p⁰)τ) decays as Im(p⁰)τ→−∞, which for τ&lt;0 requires Im(p⁰)→+∞; the contour must be closed in the upper half-plane, enclosing the pole at p⁰=−E_p+iε′ (the pole located just above the real axis).</w:t>
+        <w:t>For τ&lt;0, the same exponential e</w:t>
+      </w:r>
+      <w:r>
+        <w:rPr>
+          <w:vertAlign w:val="superscript"/>
+        </w:rPr>
+        <w:t>−ip⁰τ</w:t>
+      </w:r>
+      <w:r>
+        <w:t>=e</w:t>
+      </w:r>
+      <w:r>
+        <w:rPr>
+          <w:vertAlign w:val="superscript"/>
+        </w:rPr>
+        <w:t>−iRe(p⁰)τ</w:t>
+      </w:r>
+      <w:r>
+        <w:t>e</w:t>
+      </w:r>
+      <w:r>
+        <w:rPr>
+          <w:vertAlign w:val="superscript"/>
+        </w:rPr>
+        <w:t>Im(p⁰)τ</w:t>
+      </w:r>
+      <w:r>
+        <w:t xml:space="preserve"> decays as Im(p⁰)τ→−∞, which for τ&lt;0 requires Im(p⁰)→+∞; the contour must be closed in the upper half-plane, enclosing the pole at p⁰=−E</w:t>
+      </w:r>
+      <w:r>
+        <w:rPr>
+          <w:vertAlign w:val="subscript"/>
+        </w:rPr>
+        <w:t>p</w:t>
+      </w:r>
+      <w:r>
+        <w:t>+iε′ (the pole located just above the real axis).</w:t>
       </w:r>
     </w:p>
     <w:p>
@@ -3699,7 +5256,16 @@
         <w:t xml:space="preserve"> </w:t>
       </w:r>
       <w:r>
-        <w:t>An internal line connects two vertices whose relative time ordering is not fixed by the diagram itself; D(x−y) alone describes only propagation from y to x, silently assuming a specific ordering, while Δ_F, built by time-ordering, automatically includes both possible orderings with the theta functions supplying whichever is physically relevant, exactly the flexibility an internal line requires.</w:t>
+        <w:t>An internal line connects two vertices whose relative time ordering is not fixed by the diagram itself; D(x−y) alone describes only propagation from y to x, silently assuming a specific ordering, while Δ</w:t>
+      </w:r>
+      <w:r>
+        <w:rPr>
+          <w:vertAlign w:val="subscript"/>
+        </w:rPr>
+        <w:t>F</w:t>
+      </w:r>
+      <w:r>
+        <w:t>, built by time-ordering, automatically includes both possible orderings with the theta functions supplying whichever is physically relevant, exactly the flexibility an internal line requires.</w:t>
       </w:r>
     </w:p>
     <w:p>
@@ -3713,7 +5279,16 @@
         <w:t xml:space="preserve"> </w:t>
       </w:r>
       <w:r>
-        <w:t>By direct analogy with Section 2.2, the time-ordered fermionic propagator should be defined as S_F(x−y)=θ(x⁰−y⁰)S(x−y)−θ(y⁰−x⁰)⟨0|ψ̄(y)ψ(x)|0⟩ (or equivalently written using Lesson 37, Section 5.2's expression for the reversed ordering), with an explicit relative minus sign between the two theta-function terms; this sign is expected, and not merely possible, because Lesson 37, Section 6.2, established that fermionic reorderings always carry a sign, so building a time-ordered product out of two orderings of fermion fields should pick up the same kind of minus sign already seen between the two terms of Lesson 37, Section 5.2's :ψ̄(y)ψ(x):=−:ψ(x)ψ̄(y): relation.</w:t>
+        <w:t>By direct analogy with Section 2.2, the time-ordered fermionic propagator should be defined as S</w:t>
+      </w:r>
+      <w:r>
+        <w:rPr>
+          <w:vertAlign w:val="subscript"/>
+        </w:rPr>
+        <w:t>F</w:t>
+      </w:r>
+      <w:r>
+        <w:t>(x−y)=θ(x⁰−y⁰)S(x−y)−θ(y⁰−x⁰)⟨0|ψ̄(y)ψ(x)|0⟩ (or equivalently written using Lesson 37, Section 5.2's expression for the reversed ordering), with an explicit relative minus sign between the two theta-function terms; this sign is expected, and not merely possible, because Lesson 37, Section 6.2, established that fermionic reorderings always carry a sign, so building a time-ordered product out of two orderings of fermion fields should pick up the same kind of minus sign already seen between the two terms of Lesson 37, Section 5.2's :ψ̄(y)ψ(x):=−:ψ(x)ψ̄(y): relation.</w:t>
       </w:r>
     </w:p>
     <w:p>
@@ -3721,55 +5296,12 @@
         <w:pStyle w:val="Heading2"/>
       </w:pPr>
       <w:r>
-        <w:t>Mastery checklist</w:t>
+        <w:t>Mastery check</w:t>
       </w:r>
     </w:p>
     <w:p>
-      <w:pPr>
-        <w:pStyle w:val="ListBullet"/>
-      </w:pPr>
-      <w:r>
-        <w:t>I can define the time-ordered product and the Feynman propagator Δ_F(x−y) in terms of D(x−y).</w:t>
-      </w:r>
-    </w:p>
-    <w:p>
-      <w:pPr>
-        <w:pStyle w:val="ListBullet"/>
-      </w:pPr>
-      <w:r>
-        <w:t>I can derive (□+m²)Δ_F(x−y)=−iδ⁴(x−y) by direct differentiation, using the canonical commutation relation.</w:t>
-      </w:r>
-    </w:p>
-    <w:p>
-      <w:pPr>
-        <w:pStyle w:val="ListBullet"/>
-      </w:pPr>
-      <w:r>
-        <w:t>I can explain why D(x−y) alone cannot serve as a Green's function.</w:t>
-      </w:r>
-    </w:p>
-    <w:p>
-      <w:pPr>
-        <w:pStyle w:val="ListBullet"/>
-      </w:pPr>
-      <w:r>
-        <w:t>I can write and verify the momentum-space form Δ_F(x−y)=∫d⁴p/(2π)⁴ i/(p²−m²+iε) e^(−ip(x−y)).</w:t>
-      </w:r>
-    </w:p>
-    <w:p>
-      <w:pPr>
-        <w:pStyle w:val="ListBullet"/>
-      </w:pPr>
-      <w:r>
-        <w:t>I can locate the poles of the momentum-space propagator and explain how contour closure reproduces the position-space time ordering.</w:t>
-      </w:r>
-    </w:p>
-    <w:p>
-      <w:pPr>
-        <w:pStyle w:val="ListBullet"/>
-      </w:pPr>
-      <w:r>
-        <w:t>I can explain why an internal line in a Feynman diagram requires the time-ordered propagator rather than D(x−y) alone.</w:t>
+      <w:r>
+        <w:t>Before moving on, do the Core exercises without looking at the solutions and state this lesson's main result from memory. If both go smoothly, continue; if not, reread the sections the missed exercises cite.</w:t>
       </w:r>
     </w:p>
     <w:p>
@@ -3782,7 +5314,16 @@
     </w:p>
     <w:p>
       <w:r>
-        <w:t>Lesson 47 specializes this lesson's construction to the Dirac field, building the electron's Feynman propagator S_F(p) already previewed in Lesson 37, and confirming it takes the form i(p̸+m)/(p²−m²+iε).</w:t>
+        <w:t>Lesson 47 specializes this lesson's construction to the Dirac field, building the electron's Feynman propagator S</w:t>
+      </w:r>
+      <w:r>
+        <w:rPr>
+          <w:vertAlign w:val="subscript"/>
+        </w:rPr>
+        <w:t>F</w:t>
+      </w:r>
+      <w:r>
+        <w:t>(p) already previewed in Lesson 37, and confirming it takes the form i(p̸+m)/(p²−m²+iε).</w:t>
       </w:r>
     </w:p>
     <w:sectPr>
@@ -3821,7 +5362,7 @@
         <w:color w:val="5A5A5A"/>
         <w:sz w:val="16"/>
       </w:rPr>
-      <w:t>QED Course   Lesson 46</w:t>
+      <w:t>A QED Course   Lesson 46</w:t>
     </w:r>
   </w:p>
 </w:hdr>
